--- a/grade8/Fluency-Lab-Package/module-materials/Module-1-Add-Subtract/FluencyLab_M1_Sub_Guided.docx
+++ b/grade8/Fluency-Lab-Package/module-materials/Module-1-Add-Subtract/FluencyLab_M1_Sub_Guided.docx
@@ -49,6 +49,9 @@
         <w:gridCol w:w="5960"/>
       </w:tblGrid>
       <w:tr>
+        <w:trPr>
+          <w:cantSplit/>
+        </w:trPr>
         <w:tc>
           <w:tcPr>
             <w:tcW w:type="dxa" w:w="3400"/>
@@ -136,7 +139,7 @@
           <w:sz w:val="26"/>
           <w:szCs w:val="26"/>
         </w:rPr>
-        <w:t xml:space="preserve">Refresher — how the algorithm works</w:t>
+        <w:t xml:space="preserve">Refresher</w:t>
       </w:r>
     </w:p>
     <w:tbl>
@@ -155,6 +158,9 @@
         <w:gridCol w:w="9360"/>
       </w:tblGrid>
       <w:tr>
+        <w:trPr>
+          <w:cantSplit/>
+        </w:trPr>
         <w:tc>
           <w:tcPr>
             <w:tcW w:type="dxa" w:w="9360"/>
@@ -254,7 +260,7 @@
           <w:sz w:val="22"/>
           <w:szCs w:val="22"/>
         </w:rPr>
-        <w:t xml:space="preserve">Stack the numbers so ones line up under ones. Work </w:t>
+        <w:t xml:space="preserve">Line up ones. Work </w:t>
       </w:r>
       <w:r>
         <w:rPr>
@@ -306,7 +312,7 @@
           <w:sz w:val="22"/>
           <w:szCs w:val="22"/>
         </w:rPr>
-        <w:t xml:space="preserve"> 8 won’t go, so </w:t>
+        <w:t xml:space="preserve"> 8? </w:t>
       </w:r>
       <w:r>
         <w:rPr>
@@ -316,7 +322,7 @@
           <w:sz w:val="22"/>
           <w:szCs w:val="22"/>
         </w:rPr>
-        <w:t xml:space="preserve">borrow</w:t>
+        <w:t xml:space="preserve">Borrow</w:t>
       </w:r>
       <w:r>
         <w:rPr>
@@ -324,7 +330,7 @@
           <w:sz w:val="22"/>
           <w:szCs w:val="22"/>
         </w:rPr>
-        <w:t xml:space="preserve"> 1 ten. The 2 becomes 12: 12 </w:t>
+        <w:t xml:space="preserve">. 12 </w:t>
       </w:r>
       <w:r>
         <w:rPr>
@@ -340,7 +346,7 @@
           <w:sz w:val="22"/>
           <w:szCs w:val="22"/>
         </w:rPr>
-        <w:t xml:space="preserve"> 8 = 4. The tens drop from 7 to 6.</w:t>
+        <w:t xml:space="preserve"> 8 = 4. Tens: 7 → 6.</w:t>
       </w:r>
     </w:p>
     <w:p>
@@ -374,7 +380,7 @@
           <w:sz w:val="22"/>
           <w:szCs w:val="22"/>
         </w:rPr>
-        <w:t xml:space="preserve"> 4 = 2. Read the answer: </w:t>
+        <w:t xml:space="preserve"> 4 = 2. Answer: </w:t>
       </w:r>
       <w:r>
         <w:rPr>
@@ -405,7 +411,7 @@
           <w:sz w:val="22"/>
           <w:szCs w:val="22"/>
         </w:rPr>
-        <w:t xml:space="preserve">Rule: if the top digit is smaller, borrow 1 from the next column left (it becomes 10 more).</w:t>
+        <w:t xml:space="preserve">Top digit smaller? Borrow 1 from the left.</w:t>
       </w:r>
     </w:p>
     <w:p>
@@ -421,11 +427,12 @@
           <w:sz w:val="26"/>
           <w:szCs w:val="26"/>
         </w:rPr>
-        <w:t xml:space="preserve">Guided practice — fill in each step</w:t>
+        <w:t xml:space="preserve">Your turn</w:t>
       </w:r>
     </w:p>
     <w:p>
       <w:pPr>
+        <w:keepNext/>
         <w:spacing w:after="110" w:line="274"/>
       </w:pPr>
       <w:r>
@@ -434,7 +441,7 @@
           <w:sz w:val="22"/>
           <w:szCs w:val="22"/>
         </w:rPr>
-        <w:t xml:space="preserve">A)  Solve  </w:t>
+        <w:t xml:space="preserve">A)  </w:t>
       </w:r>
       <w:r>
         <w:rPr>
@@ -464,6 +471,9 @@
         <w:gridCol w:w="9360"/>
       </w:tblGrid>
       <w:tr>
+        <w:trPr>
+          <w:cantSplit/>
+        </w:trPr>
         <w:tc>
           <w:tcPr>
             <w:tcW w:type="dxa" w:w="9360"/>
@@ -556,7 +566,7 @@
                 <w:sz w:val="22"/>
                 <w:szCs w:val="22"/>
               </w:rPr>
-              <w:t xml:space="preserve">Ones:  2 − 8 won’t go → borrow.  12 − 8 = ____ .  New tens digit = ____</w:t>
+              <w:t xml:space="preserve">Ones:  borrow.  12 − 8 = ____ .     Tens:  7 → ____</w:t>
             </w:r>
           </w:p>
           <w:p>
@@ -592,6 +602,7 @@
     </w:tbl>
     <w:p>
       <w:pPr>
+        <w:keepNext/>
         <w:spacing w:after="110" w:line="274"/>
       </w:pPr>
       <w:r>
@@ -600,7 +611,7 @@
           <w:sz w:val="22"/>
           <w:szCs w:val="22"/>
         </w:rPr>
-        <w:t xml:space="preserve">B)  Solve  </w:t>
+        <w:t xml:space="preserve">B)  </w:t>
       </w:r>
       <w:r>
         <w:rPr>
@@ -630,6 +641,9 @@
         <w:gridCol w:w="9360"/>
       </w:tblGrid>
       <w:tr>
+        <w:trPr>
+          <w:cantSplit/>
+        </w:trPr>
         <w:tc>
           <w:tcPr>
             <w:tcW w:type="dxa" w:w="9360"/>
@@ -722,7 +736,7 @@
                 <w:sz w:val="22"/>
                 <w:szCs w:val="22"/>
               </w:rPr>
-              <w:t xml:space="preserve">Ones:  1 − 6 won’t go → borrow.  11 − 6 = ____ .  Tens becomes ____</w:t>
+              <w:t xml:space="preserve">Ones:  borrow.  11 − 6 = ____ .     Tens:  3 → ____</w:t>
             </w:r>
           </w:p>
           <w:p>
@@ -736,7 +750,7 @@
                 <w:sz w:val="22"/>
                 <w:szCs w:val="22"/>
               </w:rPr>
-              <w:t xml:space="preserve">Tens:  ____ − 7 won’t go → borrow.  ____ − 7 = ____ .  Hundreds becomes ____</w:t>
+              <w:t xml:space="preserve">Tens:  borrow.  ____ − 7 = ____ .     Hundreds:  4 → ____</w:t>
             </w:r>
           </w:p>
           <w:p>
@@ -772,6 +786,8 @@
     </w:tbl>
     <w:p>
       <w:pPr>
+        <w:keepNext/>
+        <w:pageBreakBefore/>
         <w:spacing w:after="110" w:line="274"/>
       </w:pPr>
       <w:r>
@@ -780,7 +796,7 @@
           <w:sz w:val="22"/>
           <w:szCs w:val="22"/>
         </w:rPr>
-        <w:t xml:space="preserve">C)  Solve  </w:t>
+        <w:t xml:space="preserve">C)  </w:t>
       </w:r>
       <w:r>
         <w:rPr>
@@ -801,7 +817,7 @@
           <w:sz w:val="22"/>
           <w:szCs w:val="22"/>
         </w:rPr>
-        <w:t xml:space="preserve">   (borrowing across a zero)</w:t>
+        <w:t xml:space="preserve">   (across a 0)</w:t>
       </w:r>
     </w:p>
     <w:tbl>
@@ -820,6 +836,9 @@
         <w:gridCol w:w="9360"/>
       </w:tblGrid>
       <w:tr>
+        <w:trPr>
+          <w:cantSplit/>
+        </w:trPr>
         <w:tc>
           <w:tcPr>
             <w:tcW w:type="dxa" w:w="9360"/>
@@ -912,7 +931,7 @@
                 <w:sz w:val="22"/>
                 <w:szCs w:val="22"/>
               </w:rPr>
-              <w:t xml:space="preserve">Ones:  2 − 7 won’t go, but the tens is 0.</w:t>
+              <w:t xml:space="preserve">Ones:  borrow.  Tens is 0.</w:t>
             </w:r>
           </w:p>
           <w:p>
@@ -926,7 +945,7 @@
                 <w:sz w:val="22"/>
                 <w:szCs w:val="22"/>
               </w:rPr>
-              <w:t xml:space="preserve">  First borrow from the hundreds: 4 → ____ hundreds, and the 0 tens becomes 10 tens.</w:t>
+              <w:t xml:space="preserve">  Hundreds:  4 → ____ .     Tens:  0 → 10</w:t>
             </w:r>
           </w:p>
           <w:p>
@@ -940,7 +959,7 @@
                 <w:sz w:val="22"/>
                 <w:szCs w:val="22"/>
               </w:rPr>
-              <w:t xml:space="preserve">  Now borrow 1 ten into the ones: tens 10 → ____ , ones 2 → 12.</w:t>
+              <w:t xml:space="preserve">  Tens:  10 → ____ .     Ones:  2 → 12</w:t>
             </w:r>
           </w:p>
           <w:p>
@@ -1015,7 +1034,7 @@
           <w:sz w:val="26"/>
           <w:szCs w:val="26"/>
         </w:rPr>
-        <w:t xml:space="preserve">On your own — stack it and solve</w:t>
+        <w:t xml:space="preserve">On your own</w:t>
       </w:r>
     </w:p>
     <w:tbl>
@@ -1035,6 +1054,9 @@
         <w:gridCol w:w="4680"/>
       </w:tblGrid>
       <w:tr>
+        <w:trPr>
+          <w:cantSplit/>
+        </w:trPr>
         <w:tc>
           <w:tcPr>
             <w:tcW w:type="dxa" w:w="4680"/>
@@ -1229,6 +1251,9 @@
         </w:tc>
       </w:tr>
       <w:tr>
+        <w:trPr>
+          <w:cantSplit/>
+        </w:trPr>
         <w:tc>
           <w:tcPr>
             <w:tcW w:type="dxa" w:w="4680"/>
@@ -1423,6 +1448,9 @@
         </w:tc>
       </w:tr>
       <w:tr>
+        <w:trPr>
+          <w:cantSplit/>
+        </w:trPr>
         <w:tc>
           <w:tcPr>
             <w:tcW w:type="dxa" w:w="4680"/>
@@ -1633,6 +1661,9 @@
         <w:gridCol w:w="9360"/>
       </w:tblGrid>
       <w:tr>
+        <w:trPr>
+          <w:cantSplit/>
+        </w:trPr>
         <w:tc>
           <w:tcPr>
             <w:tcW w:type="dxa" w:w="9360"/>
@@ -1662,7 +1693,7 @@
                 <w:sz w:val="20"/>
                 <w:szCs w:val="20"/>
               </w:rPr>
-              <w:t xml:space="preserve">Set it up yourself — stack each one, then solve.</w:t>
+              <w:t xml:space="preserve">Stack it, then solve.</w:t>
             </w:r>
           </w:p>
           <w:p>
@@ -1708,7 +1739,7 @@
           <w:sz w:val="20"/>
           <w:szCs w:val="20"/>
         </w:rPr>
-        <w:t xml:space="preserve">A 0 can’t give — borrow through it. You’ve got this. ★</w:t>
+        <w:t xml:space="preserve">You’ve got this. ★</w:t>
       </w:r>
     </w:p>
     <w:sectPr>
